--- a/Daily Reports/01_10_2026-CBOT Reports.docx
+++ b/Daily Reports/01_10_2026-CBOT Reports.docx
@@ -104,7 +104,7 @@
           <w:color w:val="5C768D"/>
           <w:sz w:val="19"/>
         </w:rPr>
-        <w:t>Cập nhật tự động qua `macro_tracker.py` vào lúc 06:55 ICT ngày 01/10/2026</w:t>
+        <w:t>Cập nhật tự động qua `macro_tracker.py` vào lúc 07:01 ICT ngày 01/10/2026</w:t>
       </w:r>
     </w:p>
     <w:tbl>
@@ -313,7 +313,7 @@
               <w:rPr>
                 <w:b/>
               </w:rPr>
-              <w:t>97.59 / thùng</w:t>
+              <w:t>97.54 / thùng</w:t>
             </w:r>
           </w:p>
         </w:tc>
@@ -344,7 +344,7 @@
               <w:rPr>
                 <w:b/>
               </w:rPr>
-              <w:t>-4.87%</w:t>
+              <w:t>-4.92%</w:t>
             </w:r>
           </w:p>
         </w:tc>
@@ -473,7 +473,7 @@
               <w:rPr>
                 <w:b/>
               </w:rPr>
-              <w:t>+0.09%</w:t>
+              <w:t>+0.10%</w:t>
             </w:r>
           </w:p>
         </w:tc>
@@ -1218,7 +1218,7 @@
         <w:rPr>
           <w:b/>
         </w:rPr>
-        <w:t>`97.59` (-4.87%)</w:t>
+        <w:t>`97.54` (-4.92%)</w:t>
       </w:r>
       <w:r>
         <w:t xml:space="preserve"> | DXY: </w:t>
@@ -1227,7 +1227,7 @@
         <w:rPr>
           <w:b/>
         </w:rPr>
-        <w:t>`101.47` (+0.09%)</w:t>
+        <w:t>`101.47` (+0.10%)</w:t>
       </w:r>
       <w:r>
         <w:t xml:space="preserve"> | Lúa mì CBOT: </w:t>
@@ -1350,7 +1350,7 @@
           <w:color w:val="5C768D"/>
           <w:sz w:val="19"/>
         </w:rPr>
-        <w:t>Cập nhật tự động lúc 06:55 ICT ngày 01/10/2026 — Nguồn: NOAA, USDA, BOM Australia</w:t>
+        <w:t>Cập nhật tự động lúc 07:01 ICT ngày 01/10/2026 — Nguồn: NOAA, USDA, BOM Australia</w:t>
       </w:r>
     </w:p>
     <w:p>
@@ -3649,7 +3649,7 @@
               <w:rPr>
                 <w:b/>
               </w:rPr>
-              <w:t>508.50 (+7.25)</w:t>
+              <w:t>508.48 (+7.23)</w:t>
             </w:r>
           </w:p>
         </w:tc>
@@ -11668,10 +11668,10 @@
         <w:rPr>
           <w:b/>
         </w:rPr>
-        <w:t>`508.50 cents`</w:t>
+        <w:t>`508.48 cents`</w:t>
       </w:r>
       <w:r>
-        <w:t xml:space="preserve"> (+7.25).</w:t>
+        <w:t xml:space="preserve"> (+7.23).</w:t>
       </w:r>
     </w:p>
     <w:p>
@@ -12035,7 +12035,7 @@
               <w:rPr>
                 <w:b/>
               </w:rPr>
-              <w:t>97.59</w:t>
+              <w:t>97.54</w:t>
             </w:r>
           </w:p>
         </w:tc>
@@ -12066,7 +12066,7 @@
               <w:rPr>
                 <w:b/>
               </w:rPr>
-              <w:t>-4.87%</w:t>
+              <w:t>-4.92%</w:t>
             </w:r>
           </w:p>
         </w:tc>
@@ -12189,7 +12189,7 @@
               <w:rPr>
                 <w:b/>
               </w:rPr>
-              <w:t>+0.09%</w:t>
+              <w:t>+0.10%</w:t>
             </w:r>
           </w:p>
         </w:tc>
@@ -22217,7 +22217,7 @@
               <w:rPr>
                 <w:b/>
               </w:rPr>
-              <w:t>97.59</w:t>
+              <w:t>97.54</w:t>
             </w:r>
           </w:p>
         </w:tc>
@@ -22248,7 +22248,7 @@
               <w:rPr>
                 <w:b/>
               </w:rPr>
-              <w:t>-4.87%</w:t>
+              <w:t>-4.92%</w:t>
             </w:r>
           </w:p>
         </w:tc>
@@ -22371,7 +22371,7 @@
               <w:rPr>
                 <w:b/>
               </w:rPr>
-              <w:t>+0.09%</w:t>
+              <w:t>+0.10%</w:t>
             </w:r>
           </w:p>
         </w:tc>

--- a/Daily Reports/01_10_2026-CBOT Reports.docx
+++ b/Daily Reports/01_10_2026-CBOT Reports.docx
@@ -104,7 +104,7 @@
           <w:color w:val="5C768D"/>
           <w:sz w:val="19"/>
         </w:rPr>
-        <w:t>Cập nhật tự động qua `macro_tracker.py` vào lúc 08:55 ICT ngày 01/10/2026</w:t>
+        <w:t>Cập nhật tự động qua `macro_tracker.py` vào lúc 09:00 ICT ngày 01/10/2026</w:t>
       </w:r>
     </w:p>
     <w:tbl>
@@ -313,7 +313,7 @@
               <w:rPr>
                 <w:b/>
               </w:rPr>
-              <w:t>97.89 / thùng</w:t>
+              <w:t>97.96 / thùng</w:t>
             </w:r>
           </w:p>
         </w:tc>
@@ -344,7 +344,7 @@
               <w:rPr>
                 <w:b/>
               </w:rPr>
-              <w:t>-4.58%</w:t>
+              <w:t>-4.51%</w:t>
             </w:r>
           </w:p>
         </w:tc>
@@ -442,7 +442,7 @@
               <w:rPr>
                 <w:b/>
               </w:rPr>
-              <w:t>101.52</w:t>
+              <w:t>101.53</w:t>
             </w:r>
           </w:p>
         </w:tc>
@@ -473,7 +473,7 @@
               <w:rPr>
                 <w:b/>
               </w:rPr>
-              <w:t>+0.14%</w:t>
+              <w:t>+0.16%</w:t>
             </w:r>
           </w:p>
         </w:tc>
@@ -1218,7 +1218,7 @@
         <w:rPr>
           <w:b/>
         </w:rPr>
-        <w:t>`97.89` (-4.58%)</w:t>
+        <w:t>`97.96` (-4.51%)</w:t>
       </w:r>
       <w:r>
         <w:t xml:space="preserve"> | DXY: </w:t>
@@ -1227,7 +1227,7 @@
         <w:rPr>
           <w:b/>
         </w:rPr>
-        <w:t>`101.52` (+0.14%)</w:t>
+        <w:t>`101.53` (+0.16%)</w:t>
       </w:r>
       <w:r>
         <w:t xml:space="preserve"> | Lúa mì CBOT: </w:t>
@@ -1270,7 +1270,7 @@
         <w:rPr>
           <w:b/>
         </w:rPr>
-        <w:t>`674.46 cents`</w:t>
+        <w:t>`674.49 cents`</w:t>
       </w:r>
       <w:r>
         <w:t xml:space="preserve"> (HĐ ZWZ26).</w:t>
@@ -1310,7 +1310,7 @@
           <w:b/>
           <w:color w:val="15803D"/>
         </w:rPr>
-        <w:t>Canh Mua gom DCA dài hạn quyết liệt quanh vùng biên độ hỗ trợ `672.00 - 674.46 cents` (HĐ ZWZ26)</w:t>
+        <w:t>Canh Mua gom DCA dài hạn quyết liệt quanh vùng biên độ hỗ trợ `672.00 - 674.49 cents` (HĐ ZWZ26)</w:t>
       </w:r>
       <w:r>
         <w:t>, tuyệt đối tránh hoảng loạn bán tháo cắt lỗ.</w:t>
@@ -1350,7 +1350,7 @@
           <w:color w:val="5C768D"/>
           <w:sz w:val="19"/>
         </w:rPr>
-        <w:t>Cập nhật tự động lúc 08:55 ICT ngày 01/10/2026 — Nguồn: NOAA, USDA, BOM Australia</w:t>
+        <w:t>Cập nhật tự động lúc 09:00 ICT ngày 01/10/2026 — Nguồn: NOAA, USDA, BOM Australia</w:t>
       </w:r>
     </w:p>
     <w:p>
@@ -3649,7 +3649,7 @@
               <w:rPr>
                 <w:b/>
               </w:rPr>
-              <w:t>506.86 (+5.11)</w:t>
+              <w:t>506.91 (+5.16)</w:t>
             </w:r>
           </w:p>
         </w:tc>
@@ -3705,7 +3705,7 @@
             </w:pPr>
             <w:r/>
             <w:r>
-              <w:t>0.75 cents</w:t>
+              <w:t>1.00 cents</w:t>
             </w:r>
           </w:p>
         </w:tc>
@@ -3897,7 +3897,7 @@
               <w:rPr>
                 <w:b/>
               </w:rPr>
-              <w:t>679.36 (+3.36)</w:t>
+              <w:t>679.40 (+3.40)</w:t>
             </w:r>
           </w:p>
         </w:tc>
@@ -3953,7 +3953,7 @@
             </w:pPr>
             <w:r/>
             <w:r>
-              <w:t>1.50 cents</w:t>
+              <w:t>2.00 cents</w:t>
             </w:r>
           </w:p>
         </w:tc>
@@ -4391,7 +4391,7 @@
                 <w:b/>
                 <w:color w:val="15803D"/>
               </w:rPr>
-              <w:t>500.86 - 515.43 cents (Canh mua vùng hỗ trợ)</w:t>
+              <w:t>500.87 - 515.43 cents (Canh mua vùng hỗ trợ)</w:t>
             </w:r>
           </w:p>
         </w:tc>
@@ -4422,7 +4422,7 @@
               <w:rPr>
                 <w:b/>
               </w:rPr>
-              <w:t>492.43 cents (Dưới cản S2 + 1.5x ATR)</w:t>
+              <w:t>492.38 cents (Dưới cản S2 + 1.5x ATR)</w:t>
             </w:r>
           </w:p>
         </w:tc>
@@ -4989,7 +4989,7 @@
               <w:rPr>
                 <w:b/>
               </w:rPr>
-              <w:t>481.91 - 498.75 cents</w:t>
+              <w:t>481.77 - 498.75 cents</w:t>
             </w:r>
           </w:p>
         </w:tc>
@@ -5201,7 +5201,7 @@
               <w:rPr>
                 <w:b/>
               </w:rPr>
-              <w:t>802.38 cents (Trên kháng cự R2 + 1.5x ATR)</w:t>
+              <w:t>802.48 cents (Trên kháng cự R2 + 1.5x ATR)</w:t>
             </w:r>
           </w:p>
         </w:tc>
@@ -5237,7 +5237,7 @@
                 <w:color w:val="D97706"/>
                 <w:sz w:val="19"/>
               </w:rPr>
-              <w:t xml:space="preserve"> 674.46 cents </w:t>
+              <w:t xml:space="preserve"> 674.49 cents </w:t>
             </w:r>
             <w:r>
               <w:t xml:space="preserve"> / TP2: </w:t>
@@ -5379,7 +5379,7 @@
               <w:rPr>
                 <w:b/>
               </w:rPr>
-              <w:t>688.04 - 690.04 cents</w:t>
+              <w:t>688.06 - 690.06 cents</w:t>
             </w:r>
           </w:p>
         </w:tc>
@@ -5410,7 +5410,7 @@
               <w:rPr>
                 <w:b/>
               </w:rPr>
-              <w:t>683.17 cents</w:t>
+              <w:t>683.14 cents</w:t>
             </w:r>
           </w:p>
         </w:tc>
@@ -5603,7 +5603,7 @@
               <w:rPr>
                 <w:b/>
               </w:rPr>
-              <w:t>709.58 cents</w:t>
+              <w:t>709.61 cents</w:t>
             </w:r>
           </w:p>
         </w:tc>
@@ -5765,7 +5765,7 @@
               <w:rPr>
                 <w:b/>
               </w:rPr>
-              <w:t>652.32 - 672.00 cents</w:t>
+              <w:t>652.05 - 672.00 cents</w:t>
             </w:r>
           </w:p>
         </w:tc>
@@ -11668,10 +11668,10 @@
         <w:rPr>
           <w:b/>
         </w:rPr>
-        <w:t>`506.86 cents`</w:t>
+        <w:t>`506.91 cents`</w:t>
       </w:r>
       <w:r>
-        <w:t xml:space="preserve"> (+5.11).</w:t>
+        <w:t xml:space="preserve"> (+5.16).</w:t>
       </w:r>
     </w:p>
     <w:p>
@@ -11692,7 +11692,7 @@
         <w:rPr>
           <w:b/>
         </w:rPr>
-        <w:t>`11,401`</w:t>
+        <w:t>`11,636`</w:t>
       </w:r>
       <w:r>
         <w:t xml:space="preserve"> (Chênh lệch: </w:t>
@@ -11701,7 +11701,7 @@
         <w:rPr>
           <w:b/>
         </w:rPr>
-        <w:t>`-181,642`</w:t>
+        <w:t>`-181,407`</w:t>
       </w:r>
       <w:r>
         <w:t xml:space="preserve">) | OI: </w:t>
@@ -12034,7 +12034,7 @@
               <w:rPr>
                 <w:b/>
               </w:rPr>
-              <w:t>97.89</w:t>
+              <w:t>97.96</w:t>
             </w:r>
           </w:p>
         </w:tc>
@@ -12065,7 +12065,7 @@
               <w:rPr>
                 <w:b/>
               </w:rPr>
-              <w:t>-4.58%</w:t>
+              <w:t>-4.51%</w:t>
             </w:r>
           </w:p>
         </w:tc>
@@ -12157,7 +12157,7 @@
               <w:rPr>
                 <w:b/>
               </w:rPr>
-              <w:t>101.52</w:t>
+              <w:t>101.53</w:t>
             </w:r>
           </w:p>
         </w:tc>
@@ -12188,7 +12188,7 @@
               <w:rPr>
                 <w:b/>
               </w:rPr>
-              <w:t>+0.14%</w:t>
+              <w:t>+0.16%</w:t>
             </w:r>
           </w:p>
         </w:tc>
@@ -12833,7 +12833,7 @@
         <w:rPr>
           <w:b/>
         </w:rPr>
-        <w:t>`4.21`</w:t>
+        <w:t>`4.24`</w:t>
       </w:r>
       <w:r>
         <w:t xml:space="preserve"> cents | Volatility = </w:t>
@@ -12842,7 +12842,7 @@
         <w:rPr>
           <w:b/>
         </w:rPr>
-        <w:t>`0.75 cents`</w:t>
+        <w:t>`1.00 cents`</w:t>
       </w:r>
       <w:r>
         <w:t>.</w:t>
@@ -12866,7 +12866,7 @@
         <w:rPr>
           <w:b/>
         </w:rPr>
-        <w:t>`500.86`</w:t>
+        <w:t>`500.87`</w:t>
       </w:r>
       <w:r>
         <w:t xml:space="preserve"> | S2: </w:t>
@@ -13627,7 +13627,7 @@
           <w:b/>
           <w:color w:val="15803D"/>
         </w:rPr>
-        <w:t>`500.86 - 515.43 cents (Canh mua vùng hỗ trợ)`</w:t>
+        <w:t>`500.87 - 515.43 cents (Canh mua vùng hỗ trợ)`</w:t>
       </w:r>
       <w:r>
         <w:t xml:space="preserve"> | SL: </w:t>
@@ -13636,7 +13636,7 @@
         <w:rPr>
           <w:b/>
         </w:rPr>
-        <w:t>`492.43 cents (Dưới cản S2 + 1.5x ATR)`</w:t>
+        <w:t>`492.38 cents (Dưới cản S2 + 1.5x ATR)`</w:t>
       </w:r>
       <w:r>
         <w:t xml:space="preserve"> | TP: </w:t>
@@ -13802,7 +13802,7 @@
         <w:rPr>
           <w:b/>
         </w:rPr>
-        <w:t>`481.91 - 498.75 cents`</w:t>
+        <w:t>`481.77 - 498.75 cents`</w:t>
       </w:r>
     </w:p>
     <w:p>
@@ -21849,10 +21849,10 @@
         <w:rPr>
           <w:b/>
         </w:rPr>
-        <w:t>`679.36 cents`</w:t>
+        <w:t>`679.40 cents`</w:t>
       </w:r>
       <w:r>
-        <w:t xml:space="preserve"> (+3.36).</w:t>
+        <w:t xml:space="preserve"> (+3.40).</w:t>
       </w:r>
     </w:p>
     <w:p>
@@ -21873,7 +21873,7 @@
         <w:rPr>
           <w:b/>
         </w:rPr>
-        <w:t>`4,229`</w:t>
+        <w:t>`4,295`</w:t>
       </w:r>
       <w:r>
         <w:t xml:space="preserve"> (Chênh lệch: </w:t>
@@ -21882,7 +21882,7 @@
         <w:rPr>
           <w:b/>
         </w:rPr>
-        <w:t>`-57,741`</w:t>
+        <w:t>`-57,675`</w:t>
       </w:r>
       <w:r>
         <w:t xml:space="preserve">) | OI: </w:t>
@@ -22215,7 +22215,7 @@
               <w:rPr>
                 <w:b/>
               </w:rPr>
-              <w:t>97.89</w:t>
+              <w:t>97.96</w:t>
             </w:r>
           </w:p>
         </w:tc>
@@ -22246,7 +22246,7 @@
               <w:rPr>
                 <w:b/>
               </w:rPr>
-              <w:t>-4.58%</w:t>
+              <w:t>-4.51%</w:t>
             </w:r>
           </w:p>
         </w:tc>
@@ -22338,7 +22338,7 @@
               <w:rPr>
                 <w:b/>
               </w:rPr>
-              <w:t>101.52</w:t>
+              <w:t>101.53</w:t>
             </w:r>
           </w:p>
         </w:tc>
@@ -22369,7 +22369,7 @@
               <w:rPr>
                 <w:b/>
               </w:rPr>
-              <w:t>+0.14%</w:t>
+              <w:t>+0.16%</w:t>
             </w:r>
           </w:p>
         </w:tc>
@@ -23014,7 +23014,7 @@
         <w:rPr>
           <w:b/>
         </w:rPr>
-        <w:t>`4.92`</w:t>
+        <w:t>`4.99`</w:t>
       </w:r>
       <w:r>
         <w:t xml:space="preserve"> cents | Volatility = </w:t>
@@ -23023,7 +23023,7 @@
         <w:rPr>
           <w:b/>
         </w:rPr>
-        <w:t>`1.50 cents`</w:t>
+        <w:t>`2.00 cents`</w:t>
       </w:r>
       <w:r>
         <w:t>.</w:t>
@@ -23047,7 +23047,7 @@
         <w:rPr>
           <w:b/>
         </w:rPr>
-        <w:t>`674.46`</w:t>
+        <w:t>`674.49`</w:t>
       </w:r>
       <w:r>
         <w:t xml:space="preserve"> | S2: </w:t>
@@ -23807,7 +23807,7 @@
         <w:rPr>
           <w:b/>
         </w:rPr>
-        <w:t>`802.38 cents (Trên kháng cự R2 + 1.5x ATR)`</w:t>
+        <w:t>`802.48 cents (Trên kháng cự R2 + 1.5x ATR)`</w:t>
       </w:r>
       <w:r>
         <w:t xml:space="preserve"> | TP: </w:t>
@@ -23818,7 +23818,7 @@
           <w:color w:val="D97706"/>
           <w:sz w:val="19"/>
         </w:rPr>
-        <w:t xml:space="preserve"> 674.46 cents </w:t>
+        <w:t xml:space="preserve"> 674.49 cents </w:t>
       </w:r>
       <w:r>
         <w:t xml:space="preserve"> / </w:t>
@@ -23869,7 +23869,7 @@
         <w:rPr>
           <w:b/>
         </w:rPr>
-        <w:t>`688.04 - 690.04 cents`</w:t>
+        <w:t>`688.06 - 690.06 cents`</w:t>
       </w:r>
       <w:r>
         <w:t xml:space="preserve"> | SL: </w:t>
@@ -23878,7 +23878,7 @@
         <w:rPr>
           <w:b/>
         </w:rPr>
-        <w:t>`683.17 cents`</w:t>
+        <w:t>`683.14 cents`</w:t>
       </w:r>
       <w:r>
         <w:t xml:space="preserve"> | TP: </w:t>
@@ -23924,7 +23924,7 @@
         <w:rPr>
           <w:b/>
         </w:rPr>
-        <w:t>`709.58 cents`</w:t>
+        <w:t>`709.61 cents`</w:t>
       </w:r>
       <w:r>
         <w:t xml:space="preserve"> | TP: </w:t>
@@ -23973,7 +23973,7 @@
         <w:rPr>
           <w:b/>
         </w:rPr>
-        <w:t>`652.32 - 672.00 cents`</w:t>
+        <w:t>`652.05 - 672.00 cents`</w:t>
       </w:r>
     </w:p>
     <w:p>

--- a/Daily Reports/01_10_2026-CBOT Reports.docx
+++ b/Daily Reports/01_10_2026-CBOT Reports.docx
@@ -104,7 +104,7 @@
           <w:color w:val="5C768D"/>
           <w:sz w:val="19"/>
         </w:rPr>
-        <w:t>Cập nhật tự động qua `macro_tracker.py` vào lúc 14:19 ICT ngày 01/10/2026</w:t>
+        <w:t>Cập nhật tự động qua `macro_tracker.py` vào lúc 16:52 ICT ngày 01/10/2026</w:t>
       </w:r>
     </w:p>
     <w:tbl>
@@ -313,7 +313,7 @@
               <w:rPr>
                 <w:b/>
               </w:rPr>
-              <w:t>98.57 / thùng</w:t>
+              <w:t>100.62 / thùng</w:t>
             </w:r>
           </w:p>
         </w:tc>
@@ -344,7 +344,7 @@
               <w:rPr>
                 <w:b/>
               </w:rPr>
-              <w:t>-4.79%</w:t>
+              <w:t>-2.81%</w:t>
             </w:r>
           </w:p>
         </w:tc>
@@ -442,7 +442,7 @@
               <w:rPr>
                 <w:b/>
               </w:rPr>
-              <w:t>101.62</w:t>
+              <w:t>101.83</w:t>
             </w:r>
           </w:p>
         </w:tc>
@@ -473,7 +473,7 @@
               <w:rPr>
                 <w:b/>
               </w:rPr>
-              <w:t>+0.17%</w:t>
+              <w:t>+0.37%</w:t>
             </w:r>
           </w:p>
         </w:tc>
@@ -1218,7 +1218,7 @@
         <w:rPr>
           <w:b/>
         </w:rPr>
-        <w:t>`98.57` (-4.79%)</w:t>
+        <w:t>`100.62` (-2.81%)</w:t>
       </w:r>
       <w:r>
         <w:t xml:space="preserve"> | DXY: </w:t>
@@ -1227,7 +1227,7 @@
         <w:rPr>
           <w:b/>
         </w:rPr>
-        <w:t>`101.62` (+0.17%)</w:t>
+        <w:t>`101.83` (+0.37%)</w:t>
       </w:r>
       <w:r>
         <w:t xml:space="preserve"> | Lúa mì CBOT: </w:t>
@@ -1236,7 +1236,7 @@
         <w:rPr>
           <w:b/>
         </w:rPr>
-        <w:t>`676.25` (+0.04%)</w:t>
+        <w:t>`679.50` (+0.56%)</w:t>
       </w:r>
       <w:r>
         <w:t>.</w:t>
@@ -1306,7 +1306,7 @@
           <w:color w:val="5C768D"/>
           <w:sz w:val="19"/>
         </w:rPr>
-        <w:t>Cập nhật tự động lúc 14:19 ICT ngày 01/10/2026 — Nguồn: NOAA, USDA, BOM Australia</w:t>
+        <w:t>Cập nhật tự động lúc 16:52 ICT ngày 01/10/2026 — Nguồn: NOAA, USDA, BOM Australia</w:t>
       </w:r>
     </w:p>
     <w:p>
@@ -3574,7 +3574,7 @@
               <w:rPr>
                 <w:b/>
               </w:rPr>
-              <w:t>500.50</w:t>
+              <w:t>502.25</w:t>
             </w:r>
           </w:p>
         </w:tc>
@@ -3605,7 +3605,7 @@
               <w:rPr>
                 <w:b/>
               </w:rPr>
-              <w:t>501.64 (+1.14)</w:t>
+              <w:t>501.90 (-0.35)</w:t>
             </w:r>
           </w:p>
         </w:tc>
@@ -3633,7 +3633,7 @@
             </w:pPr>
             <w:r/>
             <w:r>
-              <w:t>Bearish (508.56 &lt; 515.41)</w:t>
+              <w:t>Bearish (507.58 &lt; 514.45)</w:t>
             </w:r>
           </w:p>
         </w:tc>
@@ -3661,7 +3661,7 @@
             </w:pPr>
             <w:r/>
             <w:r>
-              <w:t>1.00 cents</w:t>
+              <w:t>1.25 cents</w:t>
             </w:r>
           </w:p>
         </w:tc>
@@ -3822,7 +3822,7 @@
               <w:rPr>
                 <w:b/>
               </w:rPr>
-              <w:t>676.25</w:t>
+              <w:t>679.50</w:t>
             </w:r>
           </w:p>
         </w:tc>
@@ -3853,7 +3853,7 @@
               <w:rPr>
                 <w:b/>
               </w:rPr>
-              <w:t>676.62 (+0.37)</w:t>
+              <w:t>679.83 (+0.33)</w:t>
             </w:r>
           </w:p>
         </w:tc>
@@ -3881,7 +3881,7 @@
             </w:pPr>
             <w:r/>
             <w:r>
-              <w:t>Bearish (681.28 &lt; 686.88)</w:t>
+              <w:t>Bearish (681.22 &lt; 686.43)</w:t>
             </w:r>
           </w:p>
         </w:tc>
@@ -3909,7 +3909,7 @@
             </w:pPr>
             <w:r/>
             <w:r>
-              <w:t>1.75 cents</w:t>
+              <w:t>2.25 cents</w:t>
             </w:r>
           </w:p>
         </w:tc>
@@ -4347,7 +4347,7 @@
                 <w:b/>
                 <w:color w:val="15803D"/>
               </w:rPr>
-              <w:t>498.75 - 508.56 cents (Canh mua vùng hỗ trợ)</w:t>
+              <w:t>498.75 - 507.58 cents (Canh mua vùng hỗ trợ)</w:t>
             </w:r>
           </w:p>
         </w:tc>
@@ -4378,7 +4378,7 @@
               <w:rPr>
                 <w:b/>
               </w:rPr>
-              <w:t>494.30 cents (Dưới cản S2 + 1.5x ATR)</w:t>
+              <w:t>494.50 cents (Dưới cản S2 + 1.5x ATR)</w:t>
             </w:r>
           </w:p>
         </w:tc>
@@ -4590,7 +4590,7 @@
               <w:rPr>
                 <w:b/>
               </w:rPr>
-              <w:t>510.83 cents (Chống quét SL tuyệt đối)</w:t>
+              <w:t>510.97 cents (Chống quét SL tuyệt đối)</w:t>
             </w:r>
           </w:p>
         </w:tc>
@@ -4783,7 +4783,7 @@
               <w:rPr>
                 <w:b/>
               </w:rPr>
-              <w:t>540.42 cents</w:t>
+              <w:t>540.28 cents</w:t>
             </w:r>
           </w:p>
         </w:tc>
@@ -4945,7 +4945,7 @@
               <w:rPr>
                 <w:b/>
               </w:rPr>
-              <w:t>487.72 - 498.25 cents</w:t>
+              <w:t>488.26 - 498.25 cents</w:t>
             </w:r>
           </w:p>
         </w:tc>
@@ -5126,7 +5126,7 @@
                 <w:b/>
                 <w:color w:val="B91C1C"/>
               </w:rPr>
-              <w:t>681.28 - 686.88 cents (Canh bán hồi kỹ thuật H1)</w:t>
+              <w:t>681.22 - 686.43 cents (Canh bán hồi kỹ thuật H1)</w:t>
             </w:r>
           </w:p>
         </w:tc>
@@ -5157,7 +5157,7 @@
               <w:rPr>
                 <w:b/>
               </w:rPr>
-              <w:t>800.97 cents (Trên kháng cự R2 + 1.5x ATR)</w:t>
+              <w:t>800.98 cents (Trên kháng cự R2 + 1.5x ATR)</w:t>
             </w:r>
           </w:p>
         </w:tc>
@@ -5335,7 +5335,7 @@
               <w:rPr>
                 <w:b/>
               </w:rPr>
-              <w:t>686.27 - 688.27 cents</w:t>
+              <w:t>686.33 - 688.33 cents</w:t>
             </w:r>
           </w:p>
         </w:tc>
@@ -5366,7 +5366,7 @@
               <w:rPr>
                 <w:b/>
               </w:rPr>
-              <w:t>682.96 cents</w:t>
+              <w:t>682.85 cents</w:t>
             </w:r>
           </w:p>
         </w:tc>
@@ -5559,7 +5559,7 @@
               <w:rPr>
                 <w:b/>
               </w:rPr>
-              <w:t>708.54 cents</w:t>
+              <w:t>708.65 cents</w:t>
             </w:r>
           </w:p>
         </w:tc>
@@ -5721,7 +5721,7 @@
               <w:rPr>
                 <w:b/>
               </w:rPr>
-              <w:t>654.84 - 670.75 cents</w:t>
+              <w:t>654.80 - 670.75 cents</w:t>
             </w:r>
           </w:p>
         </w:tc>
@@ -11609,7 +11609,7 @@
         <w:t>Giá Chốt Phiên (Close):</w:t>
       </w:r>
       <w:r>
-        <w:t xml:space="preserve"> 500.50 cents | </w:t>
+        <w:t xml:space="preserve"> 502.25 cents | </w:t>
       </w:r>
       <w:r>
         <w:rPr>
@@ -11624,10 +11624,10 @@
         <w:rPr>
           <w:b/>
         </w:rPr>
-        <w:t>`501.64 cents`</w:t>
+        <w:t>`501.90 cents`</w:t>
       </w:r>
       <w:r>
-        <w:t xml:space="preserve"> (+1.14).</w:t>
+        <w:t xml:space="preserve"> (-0.35).</w:t>
       </w:r>
     </w:p>
     <w:p>
@@ -11648,7 +11648,7 @@
         <w:rPr>
           <w:b/>
         </w:rPr>
-        <w:t>`24,131`</w:t>
+        <w:t>`33,395`</w:t>
       </w:r>
       <w:r>
         <w:t xml:space="preserve"> (Chênh lệch: </w:t>
@@ -11657,7 +11657,7 @@
         <w:rPr>
           <w:b/>
         </w:rPr>
-        <w:t>`-168,912`</w:t>
+        <w:t>`-159,648`</w:t>
       </w:r>
       <w:r>
         <w:t xml:space="preserve">) | OI: </w:t>
@@ -11699,7 +11699,7 @@
         <w:rPr>
           <w:b/>
         </w:rPr>
-        <w:t>`Doji (Nến lưỡng lự thế trận)`</w:t>
+        <w:t>`Không phát hiện mô hình nến đặc biệt`</w:t>
       </w:r>
     </w:p>
     <w:p>
@@ -11719,9 +11719,9 @@
       <w:r>
         <w:rPr>
           <w:b/>
-          <w:color w:val="15803D"/>
+          <w:color w:val="B91C1C"/>
         </w:rPr>
-        <w:t>`Giảm suy yếu / Đáy ngắn hạn (Long Liquidation Decline)`</w:t>
+        <w:t>`Tăng yếu / Rủi ro đảo chiều (Short Covering Rally)`</w:t>
       </w:r>
     </w:p>
     <w:p>
@@ -11742,10 +11742,10 @@
         <w:rPr>
           <w:b/>
         </w:rPr>
-        <w:t>TÍCH LŨY TIÊU CỰC (Distribution):</w:t>
+        <w:t>TÍCH LŨY TÍCH CỰC (Accumulation):</w:t>
       </w:r>
       <w:r>
-        <w:t xml:space="preserve"> Nến đi ngang nhưng dòng tiền rút dần (OI giảm), cảnh báo rủi ro suy sụt sắp tới.</w:t>
+        <w:t xml:space="preserve"> Nến đi ngang nhưng dòng tiền âm thầm gia tăng (OI tăng), báo hiệu chuẩn bị có nhịp bứt phá tăng.</w:t>
       </w:r>
     </w:p>
     <w:p>
@@ -11991,7 +11991,7 @@
               <w:rPr>
                 <w:b/>
               </w:rPr>
-              <w:t>98.57</w:t>
+              <w:t>100.62</w:t>
             </w:r>
           </w:p>
         </w:tc>
@@ -12022,7 +12022,7 @@
               <w:rPr>
                 <w:b/>
               </w:rPr>
-              <w:t>-4.79%</w:t>
+              <w:t>-2.81%</w:t>
             </w:r>
           </w:p>
         </w:tc>
@@ -12114,7 +12114,7 @@
               <w:rPr>
                 <w:b/>
               </w:rPr>
-              <w:t>101.62</w:t>
+              <w:t>101.83</w:t>
             </w:r>
           </w:p>
         </w:tc>
@@ -12145,7 +12145,7 @@
               <w:rPr>
                 <w:b/>
               </w:rPr>
-              <w:t>+0.17%</w:t>
+              <w:t>+0.37%</w:t>
             </w:r>
           </w:p>
         </w:tc>
@@ -12749,7 +12749,7 @@
         <w:t xml:space="preserve"> EMA_21 </w:t>
       </w:r>
       <w:r>
-        <w:t xml:space="preserve"> (508.56) &lt; </w:t>
+        <w:t xml:space="preserve"> (507.58) &lt; </w:t>
       </w:r>
       <w:r>
         <w:rPr>
@@ -12760,7 +12760,7 @@
         <w:t xml:space="preserve"> EMA_50 </w:t>
       </w:r>
       <w:r>
-        <w:t xml:space="preserve"> (515.41).</w:t>
+        <w:t xml:space="preserve"> (514.45).</w:t>
       </w:r>
     </w:p>
     <w:p>
@@ -12781,7 +12781,7 @@
         <w:rPr>
           <w:b/>
         </w:rPr>
-        <w:t>`26.00`</w:t>
+        <w:t>`32.15`</w:t>
       </w:r>
       <w:r>
         <w:t xml:space="preserve"> | ATR (14) = </w:t>
@@ -12790,7 +12790,7 @@
         <w:rPr>
           <w:b/>
         </w:rPr>
-        <w:t>`2.63`</w:t>
+        <w:t>`2.50`</w:t>
       </w:r>
       <w:r>
         <w:t xml:space="preserve"> cents | Volatility = </w:t>
@@ -12799,7 +12799,7 @@
         <w:rPr>
           <w:b/>
         </w:rPr>
-        <w:t>`1.00 cents`</w:t>
+        <w:t>`1.25 cents`</w:t>
       </w:r>
       <w:r>
         <w:t>.</w:t>
@@ -13584,7 +13584,7 @@
           <w:b/>
           <w:color w:val="15803D"/>
         </w:rPr>
-        <w:t>`498.75 - 508.56 cents (Canh mua vùng hỗ trợ)`</w:t>
+        <w:t>`498.75 - 507.58 cents (Canh mua vùng hỗ trợ)`</w:t>
       </w:r>
       <w:r>
         <w:t xml:space="preserve"> | SL: </w:t>
@@ -13593,7 +13593,7 @@
         <w:rPr>
           <w:b/>
         </w:rPr>
-        <w:t>`494.30 cents (Dưới cản S2 + 1.5x ATR)`</w:t>
+        <w:t>`494.50 cents (Dưới cản S2 + 1.5x ATR)`</w:t>
       </w:r>
       <w:r>
         <w:t xml:space="preserve"> | TP: </w:t>
@@ -13664,7 +13664,7 @@
         <w:rPr>
           <w:b/>
         </w:rPr>
-        <w:t>`510.83 cents (Chống quét SL tuyệt đối)`</w:t>
+        <w:t>`510.97 cents (Chống quét SL tuyệt đối)`</w:t>
       </w:r>
       <w:r>
         <w:t xml:space="preserve"> | TP: </w:t>
@@ -13710,7 +13710,7 @@
         <w:rPr>
           <w:b/>
         </w:rPr>
-        <w:t>`540.42 cents`</w:t>
+        <w:t>`540.28 cents`</w:t>
       </w:r>
       <w:r>
         <w:t xml:space="preserve"> | TP: </w:t>
@@ -13759,7 +13759,7 @@
         <w:rPr>
           <w:b/>
         </w:rPr>
-        <w:t>`487.72 - 498.25 cents`</w:t>
+        <w:t>`488.26 - 498.25 cents`</w:t>
       </w:r>
     </w:p>
     <w:p>
@@ -14166,7 +14166,7 @@
             </w:pPr>
             <w:r/>
             <w:r>
-              <w:t>500.50</w:t>
+              <w:t>502.25</w:t>
             </w:r>
           </w:p>
         </w:tc>
@@ -14194,7 +14194,7 @@
             </w:pPr>
             <w:r/>
             <w:r>
-              <w:t>504.25</w:t>
+              <w:t>506.00</w:t>
             </w:r>
           </w:p>
         </w:tc>
@@ -14222,7 +14222,7 @@
             </w:pPr>
             <w:r/>
             <w:r>
-              <w:t>497.25</w:t>
+              <w:t>499.00</w:t>
             </w:r>
           </w:p>
         </w:tc>
@@ -14253,7 +14253,7 @@
               <w:rPr>
                 <w:b/>
               </w:rPr>
-              <w:t>500.75</w:t>
+              <w:t>502.50</w:t>
             </w:r>
           </w:p>
         </w:tc>
@@ -14401,7 +14401,7 @@
             </w:pPr>
             <w:r/>
             <w:r>
-              <w:t>500.75</w:t>
+              <w:t>502.50</w:t>
             </w:r>
           </w:p>
         </w:tc>
@@ -14429,7 +14429,7 @@
             </w:pPr>
             <w:r/>
             <w:r>
-              <w:t>503.50</w:t>
+              <w:t>505.25</w:t>
             </w:r>
           </w:p>
         </w:tc>
@@ -14457,7 +14457,7 @@
             </w:pPr>
             <w:r/>
             <w:r>
-              <w:t>497.00</w:t>
+              <w:t>498.75</w:t>
             </w:r>
           </w:p>
         </w:tc>
@@ -14488,7 +14488,7 @@
               <w:rPr>
                 <w:b/>
               </w:rPr>
-              <w:t>500.25</w:t>
+              <w:t>502.00</w:t>
             </w:r>
           </w:p>
         </w:tc>
@@ -14636,7 +14636,7 @@
             </w:pPr>
             <w:r/>
             <w:r>
-              <w:t>500.25</w:t>
+              <w:t>502.00</w:t>
             </w:r>
           </w:p>
         </w:tc>
@@ -14664,7 +14664,7 @@
             </w:pPr>
             <w:r/>
             <w:r>
-              <w:t>503.25</w:t>
+              <w:t>505.00</w:t>
             </w:r>
           </w:p>
         </w:tc>
@@ -14692,7 +14692,7 @@
             </w:pPr>
             <w:r/>
             <w:r>
-              <w:t>496.25</w:t>
+              <w:t>498.00</w:t>
             </w:r>
           </w:p>
         </w:tc>
@@ -14723,7 +14723,7 @@
               <w:rPr>
                 <w:b/>
               </w:rPr>
-              <w:t>501.00</w:t>
+              <w:t>502.75</w:t>
             </w:r>
           </w:p>
         </w:tc>
@@ -14871,7 +14871,7 @@
             </w:pPr>
             <w:r/>
             <w:r>
-              <w:t>501.00</w:t>
+              <w:t>502.75</w:t>
             </w:r>
           </w:p>
         </w:tc>
@@ -14899,7 +14899,7 @@
             </w:pPr>
             <w:r/>
             <w:r>
-              <w:t>505.50</w:t>
+              <w:t>507.25</w:t>
             </w:r>
           </w:p>
         </w:tc>
@@ -14927,7 +14927,7 @@
             </w:pPr>
             <w:r/>
             <w:r>
-              <w:t>496.00</w:t>
+              <w:t>497.75</w:t>
             </w:r>
           </w:p>
         </w:tc>
@@ -14958,7 +14958,7 @@
               <w:rPr>
                 <w:b/>
               </w:rPr>
-              <w:t>501.75</w:t>
+              <w:t>503.50</w:t>
             </w:r>
           </w:p>
         </w:tc>
@@ -15106,7 +15106,7 @@
             </w:pPr>
             <w:r/>
             <w:r>
-              <w:t>501.75</w:t>
+              <w:t>503.50</w:t>
             </w:r>
           </w:p>
         </w:tc>
@@ -15134,7 +15134,7 @@
             </w:pPr>
             <w:r/>
             <w:r>
-              <w:t>507.25</w:t>
+              <w:t>509.00</w:t>
             </w:r>
           </w:p>
         </w:tc>
@@ -15162,7 +15162,7 @@
             </w:pPr>
             <w:r/>
             <w:r>
-              <w:t>495.50</w:t>
+              <w:t>497.25</w:t>
             </w:r>
           </w:p>
         </w:tc>
@@ -15193,7 +15193,7 @@
               <w:rPr>
                 <w:b/>
               </w:rPr>
-              <w:t>504.00</w:t>
+              <w:t>505.75</w:t>
             </w:r>
           </w:p>
         </w:tc>
@@ -15341,7 +15341,7 @@
             </w:pPr>
             <w:r/>
             <w:r>
-              <w:t>504.00</w:t>
+              <w:t>505.75</w:t>
             </w:r>
           </w:p>
         </w:tc>
@@ -15369,7 +15369,7 @@
             </w:pPr>
             <w:r/>
             <w:r>
-              <w:t>507.00</w:t>
+              <w:t>508.75</w:t>
             </w:r>
           </w:p>
         </w:tc>
@@ -15397,7 +15397,7 @@
             </w:pPr>
             <w:r/>
             <w:r>
-              <w:t>499.75</w:t>
+              <w:t>501.50</w:t>
             </w:r>
           </w:p>
         </w:tc>
@@ -15428,7 +15428,7 @@
               <w:rPr>
                 <w:b/>
               </w:rPr>
-              <w:t>504.25</w:t>
+              <w:t>506.00</w:t>
             </w:r>
           </w:p>
         </w:tc>
@@ -15576,7 +15576,7 @@
             </w:pPr>
             <w:r/>
             <w:r>
-              <w:t>504.25</w:t>
+              <w:t>506.00</w:t>
             </w:r>
           </w:p>
         </w:tc>
@@ -15604,7 +15604,7 @@
             </w:pPr>
             <w:r/>
             <w:r>
-              <w:t>507.50</w:t>
+              <w:t>509.25</w:t>
             </w:r>
           </w:p>
         </w:tc>
@@ -15632,7 +15632,7 @@
             </w:pPr>
             <w:r/>
             <w:r>
-              <w:t>497.75</w:t>
+              <w:t>499.50</w:t>
             </w:r>
           </w:p>
         </w:tc>
@@ -15663,7 +15663,7 @@
               <w:rPr>
                 <w:b/>
               </w:rPr>
-              <w:t>505.00</w:t>
+              <w:t>506.75</w:t>
             </w:r>
           </w:p>
         </w:tc>
@@ -15811,7 +15811,7 @@
             </w:pPr>
             <w:r/>
             <w:r>
-              <w:t>505.00</w:t>
+              <w:t>506.75</w:t>
             </w:r>
           </w:p>
         </w:tc>
@@ -15839,7 +15839,7 @@
             </w:pPr>
             <w:r/>
             <w:r>
-              <w:t>508.00</w:t>
+              <w:t>509.75</w:t>
             </w:r>
           </w:p>
         </w:tc>
@@ -15867,7 +15867,7 @@
             </w:pPr>
             <w:r/>
             <w:r>
-              <w:t>500.50</w:t>
+              <w:t>502.25</w:t>
             </w:r>
           </w:p>
         </w:tc>
@@ -15898,7 +15898,7 @@
               <w:rPr>
                 <w:b/>
               </w:rPr>
-              <w:t>504.50</w:t>
+              <w:t>506.25</w:t>
             </w:r>
           </w:p>
         </w:tc>
@@ -16046,7 +16046,7 @@
             </w:pPr>
             <w:r/>
             <w:r>
-              <w:t>504.50</w:t>
+              <w:t>506.25</w:t>
             </w:r>
           </w:p>
         </w:tc>
@@ -16074,7 +16074,7 @@
             </w:pPr>
             <w:r/>
             <w:r>
-              <w:t>508.50</w:t>
+              <w:t>510.25</w:t>
             </w:r>
           </w:p>
         </w:tc>
@@ -16102,7 +16102,7 @@
             </w:pPr>
             <w:r/>
             <w:r>
-              <w:t>498.75</w:t>
+              <w:t>500.50</w:t>
             </w:r>
           </w:p>
         </w:tc>
@@ -16133,7 +16133,7 @@
               <w:rPr>
                 <w:b/>
               </w:rPr>
-              <w:t>505.00</w:t>
+              <w:t>506.75</w:t>
             </w:r>
           </w:p>
         </w:tc>
@@ -16281,7 +16281,7 @@
             </w:pPr>
             <w:r/>
             <w:r>
-              <w:t>505.00</w:t>
+              <w:t>506.75</w:t>
             </w:r>
           </w:p>
         </w:tc>
@@ -16309,7 +16309,7 @@
             </w:pPr>
             <w:r/>
             <w:r>
-              <w:t>507.50</w:t>
+              <w:t>509.25</w:t>
             </w:r>
           </w:p>
         </w:tc>
@@ -16337,7 +16337,7 @@
             </w:pPr>
             <w:r/>
             <w:r>
-              <w:t>501.75</w:t>
+              <w:t>503.50</w:t>
             </w:r>
           </w:p>
         </w:tc>
@@ -16368,7 +16368,7 @@
               <w:rPr>
                 <w:b/>
               </w:rPr>
-              <w:t>505.50</w:t>
+              <w:t>507.25</w:t>
             </w:r>
           </w:p>
         </w:tc>
@@ -16516,7 +16516,7 @@
             </w:pPr>
             <w:r/>
             <w:r>
-              <w:t>505.50</w:t>
+              <w:t>507.25</w:t>
             </w:r>
           </w:p>
         </w:tc>
@@ -16544,7 +16544,7 @@
             </w:pPr>
             <w:r/>
             <w:r>
-              <w:t>509.00</w:t>
+              <w:t>510.75</w:t>
             </w:r>
           </w:p>
         </w:tc>
@@ -16572,7 +16572,7 @@
             </w:pPr>
             <w:r/>
             <w:r>
-              <w:t>499.50</w:t>
+              <w:t>501.25</w:t>
             </w:r>
           </w:p>
         </w:tc>
@@ -16603,7 +16603,7 @@
               <w:rPr>
                 <w:b/>
               </w:rPr>
-              <w:t>506.50</w:t>
+              <w:t>508.25</w:t>
             </w:r>
           </w:p>
         </w:tc>
@@ -16751,7 +16751,7 @@
             </w:pPr>
             <w:r/>
             <w:r>
-              <w:t>506.50</w:t>
+              <w:t>508.25</w:t>
             </w:r>
           </w:p>
         </w:tc>
@@ -16779,7 +16779,7 @@
             </w:pPr>
             <w:r/>
             <w:r>
-              <w:t>509.25</w:t>
+              <w:t>511.00</w:t>
             </w:r>
           </w:p>
         </w:tc>
@@ -16807,7 +16807,7 @@
             </w:pPr>
             <w:r/>
             <w:r>
-              <w:t>504.00</w:t>
+              <w:t>505.75</w:t>
             </w:r>
           </w:p>
         </w:tc>
@@ -16838,7 +16838,7 @@
               <w:rPr>
                 <w:b/>
               </w:rPr>
-              <w:t>506.50</w:t>
+              <w:t>508.25</w:t>
             </w:r>
           </w:p>
         </w:tc>
@@ -16986,7 +16986,7 @@
             </w:pPr>
             <w:r/>
             <w:r>
-              <w:t>506.50</w:t>
+              <w:t>508.25</w:t>
             </w:r>
           </w:p>
         </w:tc>
@@ -17014,7 +17014,7 @@
             </w:pPr>
             <w:r/>
             <w:r>
-              <w:t>509.25</w:t>
+              <w:t>511.00</w:t>
             </w:r>
           </w:p>
         </w:tc>
@@ -17042,7 +17042,7 @@
             </w:pPr>
             <w:r/>
             <w:r>
-              <w:t>504.00</w:t>
+              <w:t>505.75</w:t>
             </w:r>
           </w:p>
         </w:tc>
@@ -17073,7 +17073,7 @@
               <w:rPr>
                 <w:b/>
               </w:rPr>
-              <w:t>506.00</w:t>
+              <w:t>507.75</w:t>
             </w:r>
           </w:p>
         </w:tc>
@@ -17221,7 +17221,7 @@
             </w:pPr>
             <w:r/>
             <w:r>
-              <w:t>506.00</w:t>
+              <w:t>507.75</w:t>
             </w:r>
           </w:p>
         </w:tc>
@@ -17249,7 +17249,7 @@
             </w:pPr>
             <w:r/>
             <w:r>
-              <w:t>509.00</w:t>
+              <w:t>510.75</w:t>
             </w:r>
           </w:p>
         </w:tc>
@@ -17277,7 +17277,7 @@
             </w:pPr>
             <w:r/>
             <w:r>
-              <w:t>502.75</w:t>
+              <w:t>504.50</w:t>
             </w:r>
           </w:p>
         </w:tc>
@@ -17308,7 +17308,7 @@
               <w:rPr>
                 <w:b/>
               </w:rPr>
-              <w:t>505.75</w:t>
+              <w:t>507.50</w:t>
             </w:r>
           </w:p>
         </w:tc>
@@ -17456,7 +17456,7 @@
             </w:pPr>
             <w:r/>
             <w:r>
-              <w:t>505.75</w:t>
+              <w:t>507.50</w:t>
             </w:r>
           </w:p>
         </w:tc>
@@ -17484,7 +17484,7 @@
             </w:pPr>
             <w:r/>
             <w:r>
-              <w:t>509.75</w:t>
+              <w:t>511.50</w:t>
             </w:r>
           </w:p>
         </w:tc>
@@ -17512,7 +17512,7 @@
             </w:pPr>
             <w:r/>
             <w:r>
-              <w:t>500.50</w:t>
+              <w:t>502.25</w:t>
             </w:r>
           </w:p>
         </w:tc>
@@ -17543,7 +17543,7 @@
               <w:rPr>
                 <w:b/>
               </w:rPr>
-              <w:t>506.25</w:t>
+              <w:t>508.00</w:t>
             </w:r>
           </w:p>
         </w:tc>
@@ -17691,7 +17691,7 @@
             </w:pPr>
             <w:r/>
             <w:r>
-              <w:t>506.25</w:t>
+              <w:t>508.00</w:t>
             </w:r>
           </w:p>
         </w:tc>
@@ -17719,7 +17719,7 @@
             </w:pPr>
             <w:r/>
             <w:r>
-              <w:t>511.00</w:t>
+              <w:t>512.75</w:t>
             </w:r>
           </w:p>
         </w:tc>
@@ -17747,7 +17747,7 @@
             </w:pPr>
             <w:r/>
             <w:r>
-              <w:t>499.25</w:t>
+              <w:t>501.00</w:t>
             </w:r>
           </w:p>
         </w:tc>
@@ -17778,7 +17778,7 @@
               <w:rPr>
                 <w:b/>
               </w:rPr>
-              <w:t>508.25</w:t>
+              <w:t>510.00</w:t>
             </w:r>
           </w:p>
         </w:tc>
@@ -17926,7 +17926,7 @@
             </w:pPr>
             <w:r/>
             <w:r>
-              <w:t>508.25</w:t>
+              <w:t>510.00</w:t>
             </w:r>
           </w:p>
         </w:tc>
@@ -17954,7 +17954,7 @@
             </w:pPr>
             <w:r/>
             <w:r>
-              <w:t>516.25</w:t>
+              <w:t>518.00</w:t>
             </w:r>
           </w:p>
         </w:tc>
@@ -17982,7 +17982,7 @@
             </w:pPr>
             <w:r/>
             <w:r>
-              <w:t>501.25</w:t>
+              <w:t>503.00</w:t>
             </w:r>
           </w:p>
         </w:tc>
@@ -18013,7 +18013,7 @@
               <w:rPr>
                 <w:b/>
               </w:rPr>
-              <w:t>509.75</w:t>
+              <w:t>511.50</w:t>
             </w:r>
           </w:p>
         </w:tc>
@@ -18161,7 +18161,7 @@
             </w:pPr>
             <w:r/>
             <w:r>
-              <w:t>509.75</w:t>
+              <w:t>511.50</w:t>
             </w:r>
           </w:p>
         </w:tc>
@@ -18189,7 +18189,7 @@
             </w:pPr>
             <w:r/>
             <w:r>
-              <w:t>514.25</w:t>
+              <w:t>516.00</w:t>
             </w:r>
           </w:p>
         </w:tc>
@@ -18217,7 +18217,7 @@
             </w:pPr>
             <w:r/>
             <w:r>
-              <w:t>505.50</w:t>
+              <w:t>507.25</w:t>
             </w:r>
           </w:p>
         </w:tc>
@@ -18248,7 +18248,7 @@
               <w:rPr>
                 <w:b/>
               </w:rPr>
-              <w:t>509.25</w:t>
+              <w:t>511.00</w:t>
             </w:r>
           </w:p>
         </w:tc>
@@ -18396,7 +18396,7 @@
             </w:pPr>
             <w:r/>
             <w:r>
-              <w:t>509.25</w:t>
+              <w:t>511.00</w:t>
             </w:r>
           </w:p>
         </w:tc>
@@ -18424,7 +18424,7 @@
             </w:pPr>
             <w:r/>
             <w:r>
-              <w:t>511.50</w:t>
+              <w:t>513.25</w:t>
             </w:r>
           </w:p>
         </w:tc>
@@ -18452,7 +18452,7 @@
             </w:pPr>
             <w:r/>
             <w:r>
-              <w:t>506.50</w:t>
+              <w:t>508.25</w:t>
             </w:r>
           </w:p>
         </w:tc>
@@ -18483,7 +18483,7 @@
               <w:rPr>
                 <w:b/>
               </w:rPr>
-              <w:t>509.00</w:t>
+              <w:t>510.75</w:t>
             </w:r>
           </w:p>
         </w:tc>
@@ -18631,7 +18631,7 @@
             </w:pPr>
             <w:r/>
             <w:r>
-              <w:t>509.00</w:t>
+              <w:t>510.75</w:t>
             </w:r>
           </w:p>
         </w:tc>
@@ -18659,7 +18659,7 @@
             </w:pPr>
             <w:r/>
             <w:r>
-              <w:t>511.00</w:t>
+              <w:t>512.75</w:t>
             </w:r>
           </w:p>
         </w:tc>
@@ -18687,7 +18687,7 @@
             </w:pPr>
             <w:r/>
             <w:r>
-              <w:t>504.50</w:t>
+              <w:t>506.25</w:t>
             </w:r>
           </w:p>
         </w:tc>
@@ -18718,7 +18718,7 @@
               <w:rPr>
                 <w:b/>
               </w:rPr>
-              <w:t>509.25</w:t>
+              <w:t>511.00</w:t>
             </w:r>
           </w:p>
         </w:tc>
@@ -18866,7 +18866,7 @@
             </w:pPr>
             <w:r/>
             <w:r>
-              <w:t>509.25</w:t>
+              <w:t>511.00</w:t>
             </w:r>
           </w:p>
         </w:tc>
@@ -18894,7 +18894,7 @@
             </w:pPr>
             <w:r/>
             <w:r>
-              <w:t>513.00</w:t>
+              <w:t>514.75</w:t>
             </w:r>
           </w:p>
         </w:tc>
@@ -18922,7 +18922,7 @@
             </w:pPr>
             <w:r/>
             <w:r>
-              <w:t>506.50</w:t>
+              <w:t>508.25</w:t>
             </w:r>
           </w:p>
         </w:tc>
@@ -18953,7 +18953,7 @@
               <w:rPr>
                 <w:b/>
               </w:rPr>
-              <w:t>509.75</w:t>
+              <w:t>511.50</w:t>
             </w:r>
           </w:p>
         </w:tc>
@@ -19101,7 +19101,7 @@
             </w:pPr>
             <w:r/>
             <w:r>
-              <w:t>509.75</w:t>
+              <w:t>511.50</w:t>
             </w:r>
           </w:p>
         </w:tc>
@@ -19129,7 +19129,7 @@
             </w:pPr>
             <w:r/>
             <w:r>
-              <w:t>512.75</w:t>
+              <w:t>514.50</w:t>
             </w:r>
           </w:p>
         </w:tc>
@@ -19157,7 +19157,7 @@
             </w:pPr>
             <w:r/>
             <w:r>
-              <w:t>505.25</w:t>
+              <w:t>507.00</w:t>
             </w:r>
           </w:p>
         </w:tc>
@@ -19188,7 +19188,7 @@
               <w:rPr>
                 <w:b/>
               </w:rPr>
-              <w:t>510.00</w:t>
+              <w:t>511.75</w:t>
             </w:r>
           </w:p>
         </w:tc>
@@ -19336,7 +19336,7 @@
             </w:pPr>
             <w:r/>
             <w:r>
-              <w:t>510.00</w:t>
+              <w:t>511.75</w:t>
             </w:r>
           </w:p>
         </w:tc>
@@ -19364,7 +19364,7 @@
             </w:pPr>
             <w:r/>
             <w:r>
-              <w:t>514.25</w:t>
+              <w:t>516.00</w:t>
             </w:r>
           </w:p>
         </w:tc>
@@ -19392,7 +19392,7 @@
             </w:pPr>
             <w:r/>
             <w:r>
-              <w:t>506.75</w:t>
+              <w:t>508.50</w:t>
             </w:r>
           </w:p>
         </w:tc>
@@ -19423,7 +19423,7 @@
               <w:rPr>
                 <w:b/>
               </w:rPr>
-              <w:t>510.75</w:t>
+              <w:t>512.50</w:t>
             </w:r>
           </w:p>
         </w:tc>
@@ -19571,7 +19571,7 @@
             </w:pPr>
             <w:r/>
             <w:r>
-              <w:t>510.75</w:t>
+              <w:t>512.50</w:t>
             </w:r>
           </w:p>
         </w:tc>
@@ -19599,7 +19599,7 @@
             </w:pPr>
             <w:r/>
             <w:r>
-              <w:t>514.25</w:t>
+              <w:t>516.00</w:t>
             </w:r>
           </w:p>
         </w:tc>
@@ -19627,7 +19627,7 @@
             </w:pPr>
             <w:r/>
             <w:r>
-              <w:t>508.50</w:t>
+              <w:t>510.25</w:t>
             </w:r>
           </w:p>
         </w:tc>
@@ -19658,7 +19658,7 @@
               <w:rPr>
                 <w:b/>
               </w:rPr>
-              <w:t>510.75</w:t>
+              <w:t>512.50</w:t>
             </w:r>
           </w:p>
         </w:tc>
@@ -19806,7 +19806,7 @@
             </w:pPr>
             <w:r/>
             <w:r>
-              <w:t>510.75</w:t>
+              <w:t>512.50</w:t>
             </w:r>
           </w:p>
         </w:tc>
@@ -19834,7 +19834,7 @@
             </w:pPr>
             <w:r/>
             <w:r>
-              <w:t>514.50</w:t>
+              <w:t>516.25</w:t>
             </w:r>
           </w:p>
         </w:tc>
@@ -19862,7 +19862,7 @@
             </w:pPr>
             <w:r/>
             <w:r>
-              <w:t>507.25</w:t>
+              <w:t>509.00</w:t>
             </w:r>
           </w:p>
         </w:tc>
@@ -19893,7 +19893,7 @@
               <w:rPr>
                 <w:b/>
               </w:rPr>
-              <w:t>510.50</w:t>
+              <w:t>512.25</w:t>
             </w:r>
           </w:p>
         </w:tc>
@@ -20041,7 +20041,7 @@
             </w:pPr>
             <w:r/>
             <w:r>
-              <w:t>510.50</w:t>
+              <w:t>512.25</w:t>
             </w:r>
           </w:p>
         </w:tc>
@@ -20069,7 +20069,7 @@
             </w:pPr>
             <w:r/>
             <w:r>
-              <w:t>514.00</w:t>
+              <w:t>515.75</w:t>
             </w:r>
           </w:p>
         </w:tc>
@@ -20097,7 +20097,7 @@
             </w:pPr>
             <w:r/>
             <w:r>
-              <w:t>507.25</w:t>
+              <w:t>509.00</w:t>
             </w:r>
           </w:p>
         </w:tc>
@@ -20128,7 +20128,7 @@
               <w:rPr>
                 <w:b/>
               </w:rPr>
-              <w:t>510.25</w:t>
+              <w:t>512.00</w:t>
             </w:r>
           </w:p>
         </w:tc>
@@ -20276,7 +20276,7 @@
             </w:pPr>
             <w:r/>
             <w:r>
-              <w:t>510.25</w:t>
+              <w:t>512.00</w:t>
             </w:r>
           </w:p>
         </w:tc>
@@ -20304,7 +20304,7 @@
             </w:pPr>
             <w:r/>
             <w:r>
-              <w:t>513.25</w:t>
+              <w:t>515.00</w:t>
             </w:r>
           </w:p>
         </w:tc>
@@ -20332,7 +20332,7 @@
             </w:pPr>
             <w:r/>
             <w:r>
-              <w:t>507.50</w:t>
+              <w:t>509.25</w:t>
             </w:r>
           </w:p>
         </w:tc>
@@ -20363,7 +20363,7 @@
               <w:rPr>
                 <w:b/>
               </w:rPr>
-              <w:t>510.50</w:t>
+              <w:t>512.25</w:t>
             </w:r>
           </w:p>
         </w:tc>
@@ -20511,7 +20511,7 @@
             </w:pPr>
             <w:r/>
             <w:r>
-              <w:t>510.50</w:t>
+              <w:t>512.25</w:t>
             </w:r>
           </w:p>
         </w:tc>
@@ -20539,7 +20539,7 @@
             </w:pPr>
             <w:r/>
             <w:r>
-              <w:t>513.50</w:t>
+              <w:t>515.25</w:t>
             </w:r>
           </w:p>
         </w:tc>
@@ -20567,7 +20567,7 @@
             </w:pPr>
             <w:r/>
             <w:r>
-              <w:t>507.75</w:t>
+              <w:t>509.50</w:t>
             </w:r>
           </w:p>
         </w:tc>
@@ -20598,7 +20598,7 @@
               <w:rPr>
                 <w:b/>
               </w:rPr>
-              <w:t>510.50</w:t>
+              <w:t>512.25</w:t>
             </w:r>
           </w:p>
         </w:tc>
@@ -20746,7 +20746,7 @@
             </w:pPr>
             <w:r/>
             <w:r>
-              <w:t>510.50</w:t>
+              <w:t>512.25</w:t>
             </w:r>
           </w:p>
         </w:tc>
@@ -20774,7 +20774,7 @@
             </w:pPr>
             <w:r/>
             <w:r>
-              <w:t>514.50</w:t>
+              <w:t>516.25</w:t>
             </w:r>
           </w:p>
         </w:tc>
@@ -20802,7 +20802,7 @@
             </w:pPr>
             <w:r/>
             <w:r>
-              <w:t>507.00</w:t>
+              <w:t>508.75</w:t>
             </w:r>
           </w:p>
         </w:tc>
@@ -20833,7 +20833,7 @@
               <w:rPr>
                 <w:b/>
               </w:rPr>
-              <w:t>511.00</w:t>
+              <w:t>512.75</w:t>
             </w:r>
           </w:p>
         </w:tc>
@@ -20981,7 +20981,7 @@
             </w:pPr>
             <w:r/>
             <w:r>
-              <w:t>511.00</w:t>
+              <w:t>512.75</w:t>
             </w:r>
           </w:p>
         </w:tc>
@@ -21009,7 +21009,7 @@
             </w:pPr>
             <w:r/>
             <w:r>
-              <w:t>515.00</w:t>
+              <w:t>516.75</w:t>
             </w:r>
           </w:p>
         </w:tc>
@@ -21037,7 +21037,7 @@
             </w:pPr>
             <w:r/>
             <w:r>
-              <w:t>509.25</w:t>
+              <w:t>511.00</w:t>
             </w:r>
           </w:p>
         </w:tc>
@@ -21068,7 +21068,7 @@
               <w:rPr>
                 <w:b/>
               </w:rPr>
-              <w:t>510.75</w:t>
+              <w:t>512.50</w:t>
             </w:r>
           </w:p>
         </w:tc>
@@ -21791,7 +21791,7 @@
         <w:t>Giá Chốt Phiên (Close):</w:t>
       </w:r>
       <w:r>
-        <w:t xml:space="preserve"> 676.25 cents | </w:t>
+        <w:t xml:space="preserve"> 679.50 cents | </w:t>
       </w:r>
       <w:r>
         <w:rPr>
@@ -21806,10 +21806,10 @@
         <w:rPr>
           <w:b/>
         </w:rPr>
-        <w:t>`676.62 cents`</w:t>
+        <w:t>`679.83 cents`</w:t>
       </w:r>
       <w:r>
-        <w:t xml:space="preserve"> (+0.37).</w:t>
+        <w:t xml:space="preserve"> (+0.33).</w:t>
       </w:r>
     </w:p>
     <w:p>
@@ -21830,7 +21830,7 @@
         <w:rPr>
           <w:b/>
         </w:rPr>
-        <w:t>`14,218`</w:t>
+        <w:t>`20,292`</w:t>
       </w:r>
       <w:r>
         <w:t xml:space="preserve"> (Chênh lệch: </w:t>
@@ -21839,7 +21839,7 @@
         <w:rPr>
           <w:b/>
         </w:rPr>
-        <w:t>`-47,752`</w:t>
+        <w:t>`-41,678`</w:t>
       </w:r>
       <w:r>
         <w:t xml:space="preserve">) | OI: </w:t>
@@ -22173,7 +22173,7 @@
               <w:rPr>
                 <w:b/>
               </w:rPr>
-              <w:t>98.57</w:t>
+              <w:t>100.62</w:t>
             </w:r>
           </w:p>
         </w:tc>
@@ -22204,7 +22204,7 @@
               <w:rPr>
                 <w:b/>
               </w:rPr>
-              <w:t>-4.79%</w:t>
+              <w:t>-2.81%</w:t>
             </w:r>
           </w:p>
         </w:tc>
@@ -22296,7 +22296,7 @@
               <w:rPr>
                 <w:b/>
               </w:rPr>
-              <w:t>101.62</w:t>
+              <w:t>101.83</w:t>
             </w:r>
           </w:p>
         </w:tc>
@@ -22327,7 +22327,7 @@
               <w:rPr>
                 <w:b/>
               </w:rPr>
-              <w:t>+0.17%</w:t>
+              <w:t>+0.37%</w:t>
             </w:r>
           </w:p>
         </w:tc>
@@ -22931,7 +22931,7 @@
         <w:t xml:space="preserve"> EMA_21 </w:t>
       </w:r>
       <w:r>
-        <w:t xml:space="preserve"> (681.28) &lt; </w:t>
+        <w:t xml:space="preserve"> (681.22) &lt; </w:t>
       </w:r>
       <w:r>
         <w:rPr>
@@ -22942,7 +22942,7 @@
         <w:t xml:space="preserve"> EMA_50 </w:t>
       </w:r>
       <w:r>
-        <w:t xml:space="preserve"> (686.88).</w:t>
+        <w:t xml:space="preserve"> (686.43).</w:t>
       </w:r>
     </w:p>
     <w:p>
@@ -22963,7 +22963,7 @@
         <w:rPr>
           <w:b/>
         </w:rPr>
-        <w:t>`39.15`</w:t>
+        <w:t>`44.84`</w:t>
       </w:r>
       <w:r>
         <w:t xml:space="preserve"> | ATR (14) = </w:t>
@@ -22972,7 +22972,7 @@
         <w:rPr>
           <w:b/>
         </w:rPr>
-        <w:t>`3.98`</w:t>
+        <w:t>`3.99`</w:t>
       </w:r>
       <w:r>
         <w:t xml:space="preserve"> cents | Volatility = </w:t>
@@ -22981,7 +22981,7 @@
         <w:rPr>
           <w:b/>
         </w:rPr>
-        <w:t>`1.75 cents`</w:t>
+        <w:t>`2.25 cents`</w:t>
       </w:r>
       <w:r>
         <w:t>.</w:t>
@@ -23756,7 +23756,7 @@
           <w:b/>
           <w:color w:val="B91C1C"/>
         </w:rPr>
-        <w:t>`681.28 - 686.88 cents (Canh bán hồi kỹ thuật H1)`</w:t>
+        <w:t>`681.22 - 686.43 cents (Canh bán hồi kỹ thuật H1)`</w:t>
       </w:r>
       <w:r>
         <w:t xml:space="preserve"> | SL: </w:t>
@@ -23765,7 +23765,7 @@
         <w:rPr>
           <w:b/>
         </w:rPr>
-        <w:t>`800.97 cents (Trên kháng cự R2 + 1.5x ATR)`</w:t>
+        <w:t>`800.98 cents (Trên kháng cự R2 + 1.5x ATR)`</w:t>
       </w:r>
       <w:r>
         <w:t xml:space="preserve"> | TP: </w:t>
@@ -23827,7 +23827,7 @@
         <w:rPr>
           <w:b/>
         </w:rPr>
-        <w:t>`686.27 - 688.27 cents`</w:t>
+        <w:t>`686.33 - 688.33 cents`</w:t>
       </w:r>
       <w:r>
         <w:t xml:space="preserve"> | SL: </w:t>
@@ -23836,7 +23836,7 @@
         <w:rPr>
           <w:b/>
         </w:rPr>
-        <w:t>`682.96 cents`</w:t>
+        <w:t>`682.85 cents`</w:t>
       </w:r>
       <w:r>
         <w:t xml:space="preserve"> | TP: </w:t>
@@ -23882,7 +23882,7 @@
         <w:rPr>
           <w:b/>
         </w:rPr>
-        <w:t>`708.54 cents`</w:t>
+        <w:t>`708.65 cents`</w:t>
       </w:r>
       <w:r>
         <w:t xml:space="preserve"> | TP: </w:t>
@@ -23931,7 +23931,7 @@
         <w:rPr>
           <w:b/>
         </w:rPr>
-        <w:t>`654.84 - 670.75 cents`</w:t>
+        <w:t>`654.80 - 670.75 cents`</w:t>
       </w:r>
     </w:p>
     <w:p>
@@ -24338,7 +24338,7 @@
             </w:pPr>
             <w:r/>
             <w:r>
-              <w:t>676.25</w:t>
+              <w:t>679.50</w:t>
             </w:r>
           </w:p>
         </w:tc>
@@ -24366,7 +24366,7 @@
             </w:pPr>
             <w:r/>
             <w:r>
-              <w:t>687.50</w:t>
+              <w:t>690.75</w:t>
             </w:r>
           </w:p>
         </w:tc>
@@ -24394,7 +24394,7 @@
             </w:pPr>
             <w:r/>
             <w:r>
-              <w:t>670.75</w:t>
+              <w:t>674.00</w:t>
             </w:r>
           </w:p>
         </w:tc>
@@ -24425,7 +24425,7 @@
               <w:rPr>
                 <w:b/>
               </w:rPr>
-              <w:t>675.50</w:t>
+              <w:t>678.75</w:t>
             </w:r>
           </w:p>
         </w:tc>
@@ -24573,7 +24573,7 @@
             </w:pPr>
             <w:r/>
             <w:r>
-              <w:t>675.50</w:t>
+              <w:t>678.75</w:t>
             </w:r>
           </w:p>
         </w:tc>
@@ -24601,7 +24601,7 @@
             </w:pPr>
             <w:r/>
             <w:r>
-              <w:t>683.00</w:t>
+              <w:t>686.25</w:t>
             </w:r>
           </w:p>
         </w:tc>
@@ -24629,7 +24629,7 @@
             </w:pPr>
             <w:r/>
             <w:r>
-              <w:t>669.50</w:t>
+              <w:t>672.75</w:t>
             </w:r>
           </w:p>
         </w:tc>
@@ -24660,7 +24660,7 @@
               <w:rPr>
                 <w:b/>
               </w:rPr>
-              <w:t>675.00</w:t>
+              <w:t>678.25</w:t>
             </w:r>
           </w:p>
         </w:tc>
@@ -24808,7 +24808,7 @@
             </w:pPr>
             <w:r/>
             <w:r>
-              <w:t>675.00</w:t>
+              <w:t>678.25</w:t>
             </w:r>
           </w:p>
         </w:tc>
@@ -24836,7 +24836,7 @@
             </w:pPr>
             <w:r/>
             <w:r>
-              <w:t>688.75</w:t>
+              <w:t>692.00</w:t>
             </w:r>
           </w:p>
         </w:tc>
@@ -24864,7 +24864,7 @@
             </w:pPr>
             <w:r/>
             <w:r>
-              <w:t>660.25</w:t>
+              <w:t>663.50</w:t>
             </w:r>
           </w:p>
         </w:tc>
@@ -24895,7 +24895,7 @@
               <w:rPr>
                 <w:b/>
               </w:rPr>
-              <w:t>677.00</w:t>
+              <w:t>680.25</w:t>
             </w:r>
           </w:p>
         </w:tc>
@@ -25043,7 +25043,7 @@
             </w:pPr>
             <w:r/>
             <w:r>
-              <w:t>677.00</w:t>
+              <w:t>680.25</w:t>
             </w:r>
           </w:p>
         </w:tc>
@@ -25071,7 +25071,7 @@
             </w:pPr>
             <w:r/>
             <w:r>
-              <w:t>690.25</w:t>
+              <w:t>693.50</w:t>
             </w:r>
           </w:p>
         </w:tc>
@@ -25099,7 +25099,7 @@
             </w:pPr>
             <w:r/>
             <w:r>
-              <w:t>668.75</w:t>
+              <w:t>672.00</w:t>
             </w:r>
           </w:p>
         </w:tc>
@@ -25130,7 +25130,7 @@
               <w:rPr>
                 <w:b/>
               </w:rPr>
-              <w:t>678.25</w:t>
+              <w:t>681.50</w:t>
             </w:r>
           </w:p>
         </w:tc>
@@ -25278,7 +25278,7 @@
             </w:pPr>
             <w:r/>
             <w:r>
-              <w:t>678.25</w:t>
+              <w:t>681.50</w:t>
             </w:r>
           </w:p>
         </w:tc>
@@ -25306,7 +25306,7 @@
             </w:pPr>
             <w:r/>
             <w:r>
-              <w:t>694.75</w:t>
+              <w:t>698.00</w:t>
             </w:r>
           </w:p>
         </w:tc>
@@ -25334,7 +25334,7 @@
             </w:pPr>
             <w:r/>
             <w:r>
-              <w:t>667.75</w:t>
+              <w:t>671.00</w:t>
             </w:r>
           </w:p>
         </w:tc>
@@ -25365,7 +25365,7 @@
               <w:rPr>
                 <w:b/>
               </w:rPr>
-              <w:t>682.75</w:t>
+              <w:t>686.00</w:t>
             </w:r>
           </w:p>
         </w:tc>
@@ -25513,7 +25513,7 @@
             </w:pPr>
             <w:r/>
             <w:r>
-              <w:t>682.75</w:t>
+              <w:t>686.00</w:t>
             </w:r>
           </w:p>
         </w:tc>
@@ -25541,7 +25541,7 @@
             </w:pPr>
             <w:r/>
             <w:r>
-              <w:t>690.50</w:t>
+              <w:t>693.75</w:t>
             </w:r>
           </w:p>
         </w:tc>
@@ -25569,7 +25569,7 @@
             </w:pPr>
             <w:r/>
             <w:r>
-              <w:t>671.75</w:t>
+              <w:t>675.00</w:t>
             </w:r>
           </w:p>
         </w:tc>
@@ -25600,7 +25600,7 @@
               <w:rPr>
                 <w:b/>
               </w:rPr>
-              <w:t>684.00</w:t>
+              <w:t>687.25</w:t>
             </w:r>
           </w:p>
         </w:tc>
@@ -25748,7 +25748,7 @@
             </w:pPr>
             <w:r/>
             <w:r>
-              <w:t>684.00</w:t>
+              <w:t>687.25</w:t>
             </w:r>
           </w:p>
         </w:tc>
@@ -25776,7 +25776,7 @@
             </w:pPr>
             <w:r/>
             <w:r>
-              <w:t>692.25</w:t>
+              <w:t>695.50</w:t>
             </w:r>
           </w:p>
         </w:tc>
@@ -25804,7 +25804,7 @@
             </w:pPr>
             <w:r/>
             <w:r>
-              <w:t>673.50</w:t>
+              <w:t>676.75</w:t>
             </w:r>
           </w:p>
         </w:tc>
@@ -25835,7 +25835,7 @@
               <w:rPr>
                 <w:b/>
               </w:rPr>
-              <w:t>685.75</w:t>
+              <w:t>689.00</w:t>
             </w:r>
           </w:p>
         </w:tc>
@@ -25983,7 +25983,7 @@
             </w:pPr>
             <w:r/>
             <w:r>
-              <w:t>685.75</w:t>
+              <w:t>689.00</w:t>
             </w:r>
           </w:p>
         </w:tc>
@@ -26011,7 +26011,7 @@
             </w:pPr>
             <w:r/>
             <w:r>
-              <w:t>698.00</w:t>
+              <w:t>701.25</w:t>
             </w:r>
           </w:p>
         </w:tc>
@@ -26039,7 +26039,7 @@
             </w:pPr>
             <w:r/>
             <w:r>
-              <w:t>676.00</w:t>
+              <w:t>679.25</w:t>
             </w:r>
           </w:p>
         </w:tc>
@@ -26070,7 +26070,7 @@
               <w:rPr>
                 <w:b/>
               </w:rPr>
-              <w:t>684.75</w:t>
+              <w:t>688.00</w:t>
             </w:r>
           </w:p>
         </w:tc>
@@ -26218,7 +26218,7 @@
             </w:pPr>
             <w:r/>
             <w:r>
-              <w:t>684.75</w:t>
+              <w:t>688.00</w:t>
             </w:r>
           </w:p>
         </w:tc>
@@ -26246,7 +26246,7 @@
             </w:pPr>
             <w:r/>
             <w:r>
-              <w:t>695.25</w:t>
+              <w:t>698.50</w:t>
             </w:r>
           </w:p>
         </w:tc>
@@ -26274,7 +26274,7 @@
             </w:pPr>
             <w:r/>
             <w:r>
-              <w:t>670.00</w:t>
+              <w:t>673.25</w:t>
             </w:r>
           </w:p>
         </w:tc>
@@ -26305,7 +26305,7 @@
               <w:rPr>
                 <w:b/>
               </w:rPr>
-              <w:t>687.00</w:t>
+              <w:t>690.25</w:t>
             </w:r>
           </w:p>
         </w:tc>
@@ -26453,7 +26453,7 @@
             </w:pPr>
             <w:r/>
             <w:r>
-              <w:t>687.00</w:t>
+              <w:t>690.25</w:t>
             </w:r>
           </w:p>
         </w:tc>
@@ -26481,7 +26481,7 @@
             </w:pPr>
             <w:r/>
             <w:r>
-              <w:t>697.50</w:t>
+              <w:t>700.75</w:t>
             </w:r>
           </w:p>
         </w:tc>
@@ -26509,7 +26509,7 @@
             </w:pPr>
             <w:r/>
             <w:r>
-              <w:t>680.75</w:t>
+              <w:t>684.00</w:t>
             </w:r>
           </w:p>
         </w:tc>
@@ -26540,7 +26540,7 @@
               <w:rPr>
                 <w:b/>
               </w:rPr>
-              <w:t>687.75</w:t>
+              <w:t>691.00</w:t>
             </w:r>
           </w:p>
         </w:tc>
@@ -26688,7 +26688,7 @@
             </w:pPr>
             <w:r/>
             <w:r>
-              <w:t>687.75</w:t>
+              <w:t>691.00</w:t>
             </w:r>
           </w:p>
         </w:tc>
@@ -26716,7 +26716,7 @@
             </w:pPr>
             <w:r/>
             <w:r>
-              <w:t>702.00</w:t>
+              <w:t>705.25</w:t>
             </w:r>
           </w:p>
         </w:tc>
@@ -26744,7 +26744,7 @@
             </w:pPr>
             <w:r/>
             <w:r>
-              <w:t>673.00</w:t>
+              <w:t>676.25</w:t>
             </w:r>
           </w:p>
         </w:tc>
@@ -26775,7 +26775,7 @@
               <w:rPr>
                 <w:b/>
               </w:rPr>
-              <w:t>689.75</w:t>
+              <w:t>693.00</w:t>
             </w:r>
           </w:p>
         </w:tc>
@@ -26923,7 +26923,7 @@
             </w:pPr>
             <w:r/>
             <w:r>
-              <w:t>689.75</w:t>
+              <w:t>693.00</w:t>
             </w:r>
           </w:p>
         </w:tc>
@@ -26951,7 +26951,7 @@
             </w:pPr>
             <w:r/>
             <w:r>
-              <w:t>696.25</w:t>
+              <w:t>699.50</w:t>
             </w:r>
           </w:p>
         </w:tc>
@@ -26979,7 +26979,7 @@
             </w:pPr>
             <w:r/>
             <w:r>
-              <w:t>683.00</w:t>
+              <w:t>686.25</w:t>
             </w:r>
           </w:p>
         </w:tc>
@@ -27010,7 +27010,7 @@
               <w:rPr>
                 <w:b/>
               </w:rPr>
-              <w:t>690.00</w:t>
+              <w:t>693.25</w:t>
             </w:r>
           </w:p>
         </w:tc>
@@ -27158,7 +27158,7 @@
             </w:pPr>
             <w:r/>
             <w:r>
-              <w:t>690.00</w:t>
+              <w:t>693.25</w:t>
             </w:r>
           </w:p>
         </w:tc>
@@ -27186,7 +27186,7 @@
             </w:pPr>
             <w:r/>
             <w:r>
-              <w:t>700.25</w:t>
+              <w:t>703.50</w:t>
             </w:r>
           </w:p>
         </w:tc>
@@ -27214,7 +27214,7 @@
             </w:pPr>
             <w:r/>
             <w:r>
-              <w:t>682.00</w:t>
+              <w:t>685.25</w:t>
             </w:r>
           </w:p>
         </w:tc>
@@ -27245,7 +27245,7 @@
               <w:rPr>
                 <w:b/>
               </w:rPr>
-              <w:t>690.50</w:t>
+              <w:t>693.75</w:t>
             </w:r>
           </w:p>
         </w:tc>
@@ -27393,7 +27393,7 @@
             </w:pPr>
             <w:r/>
             <w:r>
-              <w:t>690.50</w:t>
+              <w:t>693.75</w:t>
             </w:r>
           </w:p>
         </w:tc>
@@ -27421,7 +27421,7 @@
             </w:pPr>
             <w:r/>
             <w:r>
-              <w:t>697.50</w:t>
+              <w:t>700.75</w:t>
             </w:r>
           </w:p>
         </w:tc>
@@ -27449,7 +27449,7 @@
             </w:pPr>
             <w:r/>
             <w:r>
-              <w:t>684.50</w:t>
+              <w:t>687.75</w:t>
             </w:r>
           </w:p>
         </w:tc>
@@ -27480,7 +27480,7 @@
               <w:rPr>
                 <w:b/>
               </w:rPr>
-              <w:t>689.75</w:t>
+              <w:t>693.00</w:t>
             </w:r>
           </w:p>
         </w:tc>
@@ -27628,7 +27628,7 @@
             </w:pPr>
             <w:r/>
             <w:r>
-              <w:t>689.75</w:t>
+              <w:t>693.00</w:t>
             </w:r>
           </w:p>
         </w:tc>
@@ -27656,7 +27656,7 @@
             </w:pPr>
             <w:r/>
             <w:r>
-              <w:t>703.25</w:t>
+              <w:t>706.50</w:t>
             </w:r>
           </w:p>
         </w:tc>
@@ -27684,7 +27684,7 @@
             </w:pPr>
             <w:r/>
             <w:r>
-              <w:t>676.75</w:t>
+              <w:t>680.00</w:t>
             </w:r>
           </w:p>
         </w:tc>
@@ -27715,7 +27715,7 @@
               <w:rPr>
                 <w:b/>
               </w:rPr>
-              <w:t>691.50</w:t>
+              <w:t>694.75</w:t>
             </w:r>
           </w:p>
         </w:tc>
@@ -27863,7 +27863,7 @@
             </w:pPr>
             <w:r/>
             <w:r>
-              <w:t>691.50</w:t>
+              <w:t>694.75</w:t>
             </w:r>
           </w:p>
         </w:tc>
@@ -27891,7 +27891,7 @@
             </w:pPr>
             <w:r/>
             <w:r>
-              <w:t>700.75</w:t>
+              <w:t>704.00</w:t>
             </w:r>
           </w:p>
         </w:tc>
@@ -27919,7 +27919,7 @@
             </w:pPr>
             <w:r/>
             <w:r>
-              <w:t>680.75</w:t>
+              <w:t>684.00</w:t>
             </w:r>
           </w:p>
         </w:tc>
@@ -27950,7 +27950,7 @@
               <w:rPr>
                 <w:b/>
               </w:rPr>
-              <w:t>692.00</w:t>
+              <w:t>695.25</w:t>
             </w:r>
           </w:p>
         </w:tc>
@@ -28098,7 +28098,7 @@
             </w:pPr>
             <w:r/>
             <w:r>
-              <w:t>692.00</w:t>
+              <w:t>695.25</w:t>
             </w:r>
           </w:p>
         </w:tc>
@@ -28126,7 +28126,7 @@
             </w:pPr>
             <w:r/>
             <w:r>
-              <w:t>704.25</w:t>
+              <w:t>707.50</w:t>
             </w:r>
           </w:p>
         </w:tc>
@@ -28154,7 +28154,7 @@
             </w:pPr>
             <w:r/>
             <w:r>
-              <w:t>677.75</w:t>
+              <w:t>681.00</w:t>
             </w:r>
           </w:p>
         </w:tc>
@@ -28185,7 +28185,7 @@
               <w:rPr>
                 <w:b/>
               </w:rPr>
-              <w:t>690.50</w:t>
+              <w:t>693.75</w:t>
             </w:r>
           </w:p>
         </w:tc>
@@ -28333,7 +28333,7 @@
             </w:pPr>
             <w:r/>
             <w:r>
-              <w:t>690.50</w:t>
+              <w:t>693.75</w:t>
             </w:r>
           </w:p>
         </w:tc>
@@ -28361,7 +28361,7 @@
             </w:pPr>
             <w:r/>
             <w:r>
-              <w:t>697.50</w:t>
+              <w:t>700.75</w:t>
             </w:r>
           </w:p>
         </w:tc>
@@ -28389,7 +28389,7 @@
             </w:pPr>
             <w:r/>
             <w:r>
-              <w:t>681.00</w:t>
+              <w:t>684.25</w:t>
             </w:r>
           </w:p>
         </w:tc>
@@ -28420,7 +28420,7 @@
               <w:rPr>
                 <w:b/>
               </w:rPr>
-              <w:t>691.00</w:t>
+              <w:t>694.25</w:t>
             </w:r>
           </w:p>
         </w:tc>
@@ -28568,7 +28568,7 @@
             </w:pPr>
             <w:r/>
             <w:r>
-              <w:t>691.00</w:t>
+              <w:t>694.25</w:t>
             </w:r>
           </w:p>
         </w:tc>
@@ -28596,7 +28596,7 @@
             </w:pPr>
             <w:r/>
             <w:r>
-              <w:t>701.50</w:t>
+              <w:t>704.75</w:t>
             </w:r>
           </w:p>
         </w:tc>
@@ -28624,7 +28624,7 @@
             </w:pPr>
             <w:r/>
             <w:r>
-              <w:t>683.75</w:t>
+              <w:t>687.00</w:t>
             </w:r>
           </w:p>
         </w:tc>
@@ -28655,7 +28655,7 @@
               <w:rPr>
                 <w:b/>
               </w:rPr>
-              <w:t>690.75</w:t>
+              <w:t>694.00</w:t>
             </w:r>
           </w:p>
         </w:tc>
@@ -28803,7 +28803,7 @@
             </w:pPr>
             <w:r/>
             <w:r>
-              <w:t>690.75</w:t>
+              <w:t>694.00</w:t>
             </w:r>
           </w:p>
         </w:tc>
@@ -28831,7 +28831,7 @@
             </w:pPr>
             <w:r/>
             <w:r>
-              <w:t>700.50</w:t>
+              <w:t>703.75</w:t>
             </w:r>
           </w:p>
         </w:tc>
@@ -28859,7 +28859,7 @@
             </w:pPr>
             <w:r/>
             <w:r>
-              <w:t>681.00</w:t>
+              <w:t>684.25</w:t>
             </w:r>
           </w:p>
         </w:tc>
@@ -28890,7 +28890,7 @@
               <w:rPr>
                 <w:b/>
               </w:rPr>
-              <w:t>691.25</w:t>
+              <w:t>694.50</w:t>
             </w:r>
           </w:p>
         </w:tc>
@@ -29038,7 +29038,7 @@
             </w:pPr>
             <w:r/>
             <w:r>
-              <w:t>691.25</w:t>
+              <w:t>694.50</w:t>
             </w:r>
           </w:p>
         </w:tc>
@@ -29066,7 +29066,7 @@
             </w:pPr>
             <w:r/>
             <w:r>
-              <w:t>702.00</w:t>
+              <w:t>705.25</w:t>
             </w:r>
           </w:p>
         </w:tc>
@@ -29094,7 +29094,7 @@
             </w:pPr>
             <w:r/>
             <w:r>
-              <w:t>684.00</w:t>
+              <w:t>687.25</w:t>
             </w:r>
           </w:p>
         </w:tc>
@@ -29125,7 +29125,7 @@
               <w:rPr>
                 <w:b/>
               </w:rPr>
-              <w:t>692.00</w:t>
+              <w:t>695.25</w:t>
             </w:r>
           </w:p>
         </w:tc>
@@ -29273,7 +29273,7 @@
             </w:pPr>
             <w:r/>
             <w:r>
-              <w:t>692.00</w:t>
+              <w:t>695.25</w:t>
             </w:r>
           </w:p>
         </w:tc>
@@ -29301,7 +29301,7 @@
             </w:pPr>
             <w:r/>
             <w:r>
-              <w:t>698.50</w:t>
+              <w:t>701.75</w:t>
             </w:r>
           </w:p>
         </w:tc>
@@ -29329,7 +29329,7 @@
             </w:pPr>
             <w:r/>
             <w:r>
-              <w:t>683.50</w:t>
+              <w:t>686.75</w:t>
             </w:r>
           </w:p>
         </w:tc>
@@ -29360,7 +29360,7 @@
               <w:rPr>
                 <w:b/>
               </w:rPr>
-              <w:t>692.50</w:t>
+              <w:t>695.75</w:t>
             </w:r>
           </w:p>
         </w:tc>
@@ -29508,7 +29508,7 @@
             </w:pPr>
             <w:r/>
             <w:r>
-              <w:t>692.50</w:t>
+              <w:t>695.75</w:t>
             </w:r>
           </w:p>
         </w:tc>
@@ -29536,7 +29536,7 @@
             </w:pPr>
             <w:r/>
             <w:r>
-              <w:t>703.50</w:t>
+              <w:t>706.75</w:t>
             </w:r>
           </w:p>
         </w:tc>
@@ -29564,7 +29564,7 @@
             </w:pPr>
             <w:r/>
             <w:r>
-              <w:t>680.75</w:t>
+              <w:t>684.00</w:t>
             </w:r>
           </w:p>
         </w:tc>
@@ -29595,7 +29595,7 @@
               <w:rPr>
                 <w:b/>
               </w:rPr>
-              <w:t>696.00</w:t>
+              <w:t>699.25</w:t>
             </w:r>
           </w:p>
         </w:tc>
@@ -29743,7 +29743,7 @@
             </w:pPr>
             <w:r/>
             <w:r>
-              <w:t>696.00</w:t>
+              <w:t>699.25</w:t>
             </w:r>
           </w:p>
         </w:tc>
@@ -29771,7 +29771,7 @@
             </w:pPr>
             <w:r/>
             <w:r>
-              <w:t>701.50</w:t>
+              <w:t>704.75</w:t>
             </w:r>
           </w:p>
         </w:tc>
@@ -29799,7 +29799,7 @@
             </w:pPr>
             <w:r/>
             <w:r>
-              <w:t>688.25</w:t>
+              <w:t>691.50</w:t>
             </w:r>
           </w:p>
         </w:tc>
@@ -29830,7 +29830,7 @@
               <w:rPr>
                 <w:b/>
               </w:rPr>
-              <w:t>696.75</w:t>
+              <w:t>700.00</w:t>
             </w:r>
           </w:p>
         </w:tc>
@@ -29978,7 +29978,7 @@
             </w:pPr>
             <w:r/>
             <w:r>
-              <w:t>696.75</w:t>
+              <w:t>700.00</w:t>
             </w:r>
           </w:p>
         </w:tc>
@@ -30006,7 +30006,7 @@
             </w:pPr>
             <w:r/>
             <w:r>
-              <w:t>706.00</w:t>
+              <w:t>709.25</w:t>
             </w:r>
           </w:p>
         </w:tc>
@@ -30034,7 +30034,7 @@
             </w:pPr>
             <w:r/>
             <w:r>
-              <w:t>690.25</w:t>
+              <w:t>693.50</w:t>
             </w:r>
           </w:p>
         </w:tc>
@@ -30065,7 +30065,7 @@
               <w:rPr>
                 <w:b/>
               </w:rPr>
-              <w:t>696.00</w:t>
+              <w:t>699.25</w:t>
             </w:r>
           </w:p>
         </w:tc>
@@ -30213,7 +30213,7 @@
             </w:pPr>
             <w:r/>
             <w:r>
-              <w:t>696.00</w:t>
+              <w:t>699.25</w:t>
             </w:r>
           </w:p>
         </w:tc>
@@ -30241,7 +30241,7 @@
             </w:pPr>
             <w:r/>
             <w:r>
-              <w:t>703.50</w:t>
+              <w:t>706.75</w:t>
             </w:r>
           </w:p>
         </w:tc>
@@ -30269,7 +30269,7 @@
             </w:pPr>
             <w:r/>
             <w:r>
-              <w:t>690.00</w:t>
+              <w:t>693.25</w:t>
             </w:r>
           </w:p>
         </w:tc>
@@ -30300,7 +30300,7 @@
               <w:rPr>
                 <w:b/>
               </w:rPr>
-              <w:t>695.00</w:t>
+              <w:t>698.25</w:t>
             </w:r>
           </w:p>
         </w:tc>
@@ -30448,7 +30448,7 @@
             </w:pPr>
             <w:r/>
             <w:r>
-              <w:t>695.00</w:t>
+              <w:t>698.25</w:t>
             </w:r>
           </w:p>
         </w:tc>
@@ -30476,7 +30476,7 @@
             </w:pPr>
             <w:r/>
             <w:r>
-              <w:t>702.00</w:t>
+              <w:t>705.25</w:t>
             </w:r>
           </w:p>
         </w:tc>
@@ -30504,7 +30504,7 @@
             </w:pPr>
             <w:r/>
             <w:r>
-              <w:t>681.50</w:t>
+              <w:t>684.75</w:t>
             </w:r>
           </w:p>
         </w:tc>
@@ -30535,7 +30535,7 @@
               <w:rPr>
                 <w:b/>
               </w:rPr>
-              <w:t>695.75</w:t>
+              <w:t>699.00</w:t>
             </w:r>
           </w:p>
         </w:tc>
@@ -30683,7 +30683,7 @@
             </w:pPr>
             <w:r/>
             <w:r>
-              <w:t>695.75</w:t>
+              <w:t>699.00</w:t>
             </w:r>
           </w:p>
         </w:tc>
@@ -30711,7 +30711,7 @@
             </w:pPr>
             <w:r/>
             <w:r>
-              <w:t>705.00</w:t>
+              <w:t>708.25</w:t>
             </w:r>
           </w:p>
         </w:tc>
@@ -30739,7 +30739,7 @@
             </w:pPr>
             <w:r/>
             <w:r>
-              <w:t>688.50</w:t>
+              <w:t>691.75</w:t>
             </w:r>
           </w:p>
         </w:tc>
@@ -30770,7 +30770,7 @@
               <w:rPr>
                 <w:b/>
               </w:rPr>
-              <w:t>695.50</w:t>
+              <w:t>698.75</w:t>
             </w:r>
           </w:p>
         </w:tc>
@@ -30918,7 +30918,7 @@
             </w:pPr>
             <w:r/>
             <w:r>
-              <w:t>695.50</w:t>
+              <w:t>698.75</w:t>
             </w:r>
           </w:p>
         </w:tc>
@@ -30946,7 +30946,7 @@
             </w:pPr>
             <w:r/>
             <w:r>
-              <w:t>704.00</w:t>
+              <w:t>707.25</w:t>
             </w:r>
           </w:p>
         </w:tc>
@@ -30974,7 +30974,7 @@
             </w:pPr>
             <w:r/>
             <w:r>
-              <w:t>681.50</w:t>
+              <w:t>684.75</w:t>
             </w:r>
           </w:p>
         </w:tc>
@@ -31005,7 +31005,7 @@
               <w:rPr>
                 <w:b/>
               </w:rPr>
-              <w:t>697.25</w:t>
+              <w:t>700.50</w:t>
             </w:r>
           </w:p>
         </w:tc>
@@ -31153,7 +31153,7 @@
             </w:pPr>
             <w:r/>
             <w:r>
-              <w:t>697.25</w:t>
+              <w:t>700.50</w:t>
             </w:r>
           </w:p>
         </w:tc>
@@ -31181,7 +31181,7 @@
             </w:pPr>
             <w:r/>
             <w:r>
-              <w:t>703.50</w:t>
+              <w:t>706.75</w:t>
             </w:r>
           </w:p>
         </w:tc>
@@ -31209,7 +31209,7 @@
             </w:pPr>
             <w:r/>
             <w:r>
-              <w:t>690.75</w:t>
+              <w:t>694.00</w:t>
             </w:r>
           </w:p>
         </w:tc>
@@ -31240,7 +31240,7 @@
               <w:rPr>
                 <w:b/>
               </w:rPr>
-              <w:t>696.50</w:t>
+              <w:t>699.75</w:t>
             </w:r>
           </w:p>
         </w:tc>
